--- a/example_articles/countries/Lebanon/1.countries_Lebanon_New_York_Times.docx
+++ b/example_articles/countries/Lebanon/1.countries_Lebanon_New_York_Times.docx
@@ -27,17 +27,17 @@
     </w:p>
     <w:p>
       <w:r>
-        <w:t>Source File: NYT/49.DOCX</w:t>
+        <w:t>Source file: NYT/49.DOCX</w:t>
       </w:r>
     </w:p>
     <w:p>
       <w:r>
-        <w:t>Raw locations result: ['Lebanon']</w:t>
+        <w:t>Raw locations result, 'locations': ['Lebanon']</w:t>
       </w:r>
     </w:p>
     <w:p>
       <w:r>
-        <w:t>countries_stand_flat (Standardized): Lebanon</w:t>
+        <w:t>Standardized locations result, 'countries_stand_flat': Lebanon</w:t>
       </w:r>
     </w:p>
     <w:p>

--- a/example_articles/countries/Lebanon/1.countries_Lebanon_New_York_Times.docx
+++ b/example_articles/countries/Lebanon/1.countries_Lebanon_New_York_Times.docx
@@ -7,7 +7,7 @@
         <w:pStyle w:val="Heading1"/>
       </w:pPr>
       <w:r>
-        <w:t>The Rock Laureate</w:t>
+        <w:t>Dancing On The Edge</w:t>
       </w:r>
     </w:p>
     <w:p>
@@ -17,17 +17,17 @@
     </w:p>
     <w:p>
       <w:r>
-        <w:t>Date: 2009-02-01</w:t>
+        <w:t>Date: 2011-09-25</w:t>
       </w:r>
     </w:p>
     <w:p>
       <w:r>
-        <w:t>Section: Section AR; Column 0; Arts and Leisure Desk; Pg. 1; MUSIC</w:t>
+        <w:t>Section: Section M2; Column 0; T: Travel Magazine; Pg. 106</w:t>
       </w:r>
     </w:p>
     <w:p>
       <w:r>
-        <w:t>Source file: NYT/49.DOCX</w:t>
+        <w:t>Source file: NYT/46.DOCX</w:t>
       </w:r>
     </w:p>
     <w:p>
@@ -49,75 +49,43 @@
     </w:p>
     <w:p>
       <w:r>
-        <w:t xml:space="preserve">AT 9 o'clock on a recent morning Bruce Springsteen and the E Street Band were already half an hour into a rehearsal at the rock club Terminal 5 in Manhattan. As N.F.L. executives and a television production team watched, they were tightening their miniset of four songs -- dropping verses, streamlining segues -- to fit their 12-minute slot as the halftime entertainment Sunday at Super Bowl XLIII, expected to reach tens of millions of viewers. </w:t>
+        <w:t>On a balmy night this April, when young people in Egypt, Syria, Yemen and Bahrain swarmed the streets to protest repressive regimes, Beirut's 20-somethings were partying on the rooftop of a new American-style restaurant. It was opening night for this latest branch of the country's popular Crepaway restaurants, and because it sits right on the city's former Green Line - the no man's land that separated the Christian East from the Muslim West during Lebanon's 15-year civil war, which ended in 1990 - there were slickly designed posters depicting army tanks with the words the art of peace on every wall.</w:t>
         <w:br/>
-        <w:t xml:space="preserve">  ''My take on the Super Bowl?'' Mr. Springsteen said after rehearsal. ''Fundamentally it's a 12-minute party.''</w:t>
+        <w:t>Everyone ate sliders, drank vodka cocktails from an open bar and shifted fluidly between English, French and Arabic. The crowd looked more Marais than Middle East: boys wore mustaches and skinny jeans, the girls floaty minidresses and gladiator heels. If people weren't dancing to the pounding nu-disco, they were screaming over one another while they texted and tweeted.</w:t>
         <w:br/>
-        <w:t xml:space="preserve">  Few musicians anywhere consummate symbolic occasions and mass events better than Mr. Springsteen. He's used to working on a stadium scale, and for decades his concerts have been nonstop singalongs that perfectly embody the yearning for community in his lyrics. In an era when pop hits can be as ephemeral as a deleted MP3 file, Mr. Springsteen has spent much of his career laboring to write durable songs about American dreams, from ''Born to Run'' to ''Promised Land.''</w:t>
+        <w:t>''This is the No. 1 party city in the world,'' crowed Allan Chaaraoui, a burly, bearded Lebanese-Canadian who'd grown up in Ottawa during the civil war but had since moved back to be in a band called Lazzy Lung and to promote parties. ''All my friends in Canada want to go someplace with palm trees and great weather. Well, here it is!'' Nearby, Hala Abdelmalak, who grew up in four different countries and graduated last year from New York's School of Visual Arts, ran her hands through her glossy shag haircut. She'd come back to Beirut to open a design consultancy. ''This place is a lot of contradictions, which is what makes it sexy and touching,'' she said. ''It's full of traffic and corruption, but you fall in love with the old streets and social networks and can't get it out of your system. We've been under pressure for so long, but we'll always find a new beach spot to have a party.''</w:t>
         <w:br/>
-        <w:t xml:space="preserve">  While his latest seven-album contract with Columbia Records is worth a reported $110 million, he still comes across as a working-class guy from New Jersey, invoking a compassionate populism as he sings about jobs, families and everyday life and savors the company of his longtime buddies in the E Street Band. He has the gravitas to lead off an inaugural concert and the gusto to rock the Super Bowl. In between he released a new studio album, ''Working on a Dream.''</w:t>
+        <w:t>That night, the soundtrack, heavy on dance tracks from foreign acts like the Gossip, Metronomy and Miss Kittin, came courtesy of Abdelmalak's D.J. friend Mayaline Hage, who also fronts the band Lumi, which looks and sounds a bit like the Yeah Yeah Yeahs. Hage, who has cupid-bow lips, large eyes and a husky voice, was wearing a short denim jacket with poufy shoulders, an electric-blue minidress and 1950s-style blue heels. When the party finally broke up around 1:30 a.m., she changed into Converse low-tops, hopped into her S.U.V. with Abdelmalak, a few other friends and me, and we headed to an after-party at someone's parents' sprawling 1970s apartment in the mountains just outside Beirut. The techno music thumped, cigarette smoke choked the air, the vodka and Almaza beer flowed freely, and the tarot cards came out. Across the balcony, the sun crept over the mountains, but nobody noticed. A young woman who works at a chic home store in the city's posh Christian neighborhood, Ashrafieh, got reflective. ''This whole country needs therapy,'' she said, repeating a common sentiment in Beirut. ''My mother's been on Valium and Xanax since before the war ended.''</w:t>
         <w:br/>
-        <w:t xml:space="preserve">  Mr. Springsteen still reaches for big, symbolic statements and gets called on to make them. ''Those moments are opportunities for a very heightened kind of communication,'' he said.</w:t>
+        <w:t>Welcome to Beirut in the Arab Spring of 2011. The rueful joke around town is that while Lebanon usually gets the rap for being chaotic, it is stable compared with the conflict unfolding around the region, especially in neighboring Syria, where the Assad regime began shooting protesters in March. Lebanon's government isn't a lethal dictatorship but merely a morass of multisectarian dysfunction. In January, Hezbollah, the militant political party that defies Israel and holds sway over much of Lebanon's Shiite Muslim population (with a lot of help from Syria and Iran), finally got the upper hand in parliament that it had long sought. The government shut down until June, when the new prime minister formed his cabinet.</w:t>
         <w:br/>
-        <w:t xml:space="preserve">  Two weeks ago, in another  nationwide telecast, he  took up his longtime role as a voice of America at ''We Are One,'' the all-star opening ceremony and concert for President Obama's inauguration, before hundreds of thousands of people at the Lincoln Memorial and millions on television and online.  Mr. Springsteen and a  choir sang ''The Rising,'' a song about sacrifice and redemption on Sept. 11.</w:t>
+        <w:t>To Beirut's art-and-party crowd - which consists mostly of French-educated Maronite Catholics but includes doses of Christian Orthodox, Sunni Muslims and Druse - the question of whether the new government will regain some kind of productivity doesn't appear to matter. They go on being entrepreneurial by day, carousing by night, ducking the bombs when they come and generally avoiding the larger question of what will happen to their country. ''Look at us!'' said Michael Karam, a Lebanese wine writer who was raised in Britain. ''We haven't had a government in three months, and we're thriving!'' Karam is starting a local-wine project at Tawlet, the favorite lunch spot of the Mar Mikhael smart set. ''It's almost as if the state here has become irrelevant.''</w:t>
         <w:br/>
-        <w:t xml:space="preserve">  At a New York City Obama fund-raiser in October that Mr. Springsteen attended, Mr. Obama said, ''The reason I'm running for president is because I can't be Bruce Springsteen.'' Mr. Springsteen played ''The Rising'' at campaign events in battleground states, including a rally in Cleveland two days before the election.</w:t>
+        <w:t>Beirut's utopian energy is epitomized by Kamal Mouzawak, the courtly co-owner of Tawlet (''table'' in Arabic) who is the former host of a popular TV food show and founder of Souk el-Tayeb, the city's first farmer's market. Mouzawak opened his restaurant in late 2009 in a onetime car garage in Mar Mikhael, a charming old Christian neighborhood that's become trendy recently. Every morning, a cook from a different village in Lebanon uses Tawlet's open kitchen to prepare the day's lunch and by noon the place is packed with the Beirut beau monde plus an assortment of visiting foreigners, some of them personally invited by Mouzawak.</w:t>
         <w:br/>
-        <w:t xml:space="preserve">  ''Once you start doing that kind of writing, it feeds off itself,'' Mr. Springsteen said. ''You write 'The Rising' for this, it gets picked up and used for that, so you end up here. If someone had told me in 2001 that  'you're going to sing this song at the inaugural concert for the first African-American president,' I'd have said,  'Huh?' ''  He laughed.</w:t>
+        <w:t>The way Mouzawak sees it, if he can't unite his country around civic common cause, he can do it around food. ''Every day I work from that table and see people flocking in here,'' he said one afternoon while greeting a parade of platinum blondes with the customary Lebanese three kisses. ''And I think to myself, This is the way to do it. It's about building a national identity, the same way Italians took pasta around the world.''</w:t>
         <w:br/>
-        <w:t xml:space="preserve">  ''But eight years go by, and that's where you find yourself. You're in there, you're swimming in the current of history and your music is doing the same thing.''</w:t>
+        <w:t>Like many Beirutis, Mouzawak wishes for a secular government that is free of quotas from the country's religious sects. (Many here believe that the quota system is the root of the government's sluggishness and corruption.) But he has no patience for trying to change it. ''If you want something done, shut up and do it yourself,'' he said. ''You want the government to do this or that for you? Well, who are they?''</w:t>
         <w:br/>
-        <w:t xml:space="preserve">  He continued: ''A lot of the core of our songs is the American idea: What is it? What does it mean? 'Promised Land,' 'Badlands,' I've seen people singing those songs back to me all over the world. I'd seen that country on a grass-roots level through the '80s, since I was a teenager. And I met people who were always working toward the country being that kind of place. But on a national level it always seemed very far away.</w:t>
+        <w:t>If ever a people had the right to be disgusted with politics as usual, it's the Lebanese. Throughout the '90s and the mid-2000s, Beirut was on track to becoming the cosmopolitan playground it had been before the civil war began in 1975. The city's decimated downtown was swiftly rebuilt, almost single-handedly, by Solidere, the company partly owned by the prime minister, Rafik Hariri, a tycoon considered the messiah of postwar Lebanon, especially by his fellow Sunnis. According to figures from the country's tourism ministry, annual arrivals, which plunged from 1.4 million in 1974 to less than 200,000 in 1992, climbed steadily each year until they were back at pre-civil-war rates in 2004. But then everything started falling apart again in 2005, when Hariri was assassinated in a motorcade bombing for which four members of Hezbollah were recently indicted. The following year, Israel, trying to root out Hezbollah, bombed Shiite strongholds in Beirut's southern working-class suburbs, along with the airport and bridges, crippling the country in the middle of its most vibrant summer tourist season in years.</w:t>
         <w:br/>
-        <w:t xml:space="preserve">  ''And so on election night it showed its face, for maybe, probably, one of the first times in my adult life,'' he said. ''I sat there on the couch, and my jaw dropped, and I went,  'Oh my God, it exists.' Not just dreaming it. It exists, it's there, and if this much of it is there, the rest of it's there. Let's go get that. Let's go get it. Just that is enough to keep you going for the rest of your life. All the songs you wrote are a little truer today than they were a month or two ago.''</w:t>
+        <w:t>With typical resilience, Beirut's creative class got its businesses, and its parties, back up and running less than a year after the Israeli conflict, but they lost what little sense they had of the long view. Many see the boom in high-rise real estate development taking hold in quaint old neighborhoods like Gemmayzeh as evidence of a get-rich-before-the-next-bomb-drops attitude that bodes ill for the city's long-term health. The electricity goes out regularly, water shortages are common, and Internet service is among the world's slowest. ''If things continue like this, Beirut will lose its charm completely and I'll sell my businesses and leave,'' said Michel Saidah, a co-owner of the Gemmayzeh bar Dragonfly and Habana restaurant in Jounieh. Sandra Dagher, the co-founder of the Beirut Art Center, which has attracted global attention since it opened in 2009, echoed him. ''It's been very hard to project yourself into the future,'' she said. ''But once you accept that, it's fine.'' Dagher registers a commonly held philosophy among her peers: that if you can shut out the troubles around you and do one thing well - especially something like art or food that brings diverse factions under one roof - you are investing in your nation. ''We are changing our country with this art center,'' she told me. ''This is a political gesture.''</w:t>
         <w:br/>
-        <w:t xml:space="preserve">   Charles Coplin, vice president for programming at N.F.L. Television, said  Mr. Springsteen had been ''at the very top of our list'' ever since the N.F.L. began programming its own  halftime shows after the 2004 Janet Jackson brouhaha.</w:t>
+        <w:t>Beirut continues to pulse with creative and entrepreneurial energy, its citizens designing their own small versions of the nation they want to live in. They organize an endless array of parties, performances and gatherings, from the Saturday open-air food market at Souk el-Tayeb, to Music Hall, a converted cinema that regularly hosts big names from a wide range of countries and cultures. The pioneers of Gemmayzeh keep branching out with their boites and boutiques toward the adjacent neighborhoods of Mar Mikhael and the Port. And in the city's central district, high-end shopping and hotels continue to lure the wealthy up from the Gulf for weekends of Western-style indulgence.</w:t>
         <w:br/>
-        <w:t xml:space="preserve">  ''Why were we so persistent?'' he said. ''Because we felt that his music, and just as important his performance, was everything  we were looking for. He has the  ability to perform on a grand stage, to be improvisational, and he has a tremendous catalog of music that is appreciated by so many people.''</w:t>
+        <w:t>''I've lived in Paris. It's cold, it's gray, it's all about rules,'' Mayaline Hage told me one warm night about a week after her Crepaway gig. She'd slipped into a diaphanous black dress and joined me and a group of Beirutis and Americans for dinner in the garden at Centrale, the French restaurant with the rooftop bar designed by one of the country's leading architects, Bernard Khoury. ''Here, it's all about family, hysteria and theatrics. It's chaotic, but. . . .'' She sighed, trying to express herself. ''Paris is winter and Beirut is summer.''</w:t>
         <w:br/>
-        <w:t xml:space="preserve">  Party or not, Mr. Springsteen has thought through his Super Bowl set meticulously.  ''It was very challenging to try and get that exact 12 minutes. I found that in a funny way it was very freeing. O.K., these are your boundaries, so put everything that you have into just this box,'' he said.  ''If you do it right, you should feel the tension of it wanting to spread beyond that time frame. But it can't.''</w:t>
+        <w:t>Later, in Gemmayzeh, she glided with familiarity past the doorman at the popular nightclub Behind the Green Door. The D.J. that night was her friend Ziyad Makhoul, a political writer for the city's French-language paper L'Orient Le Jour. Quickly, the red banquettes began filling up with the usual array of socially excitable Beirut girls in short dresses and tall heels, their brooding, bed-headed boyfriends in tow. Hage snuggled up to an old friend who works at Google in London, home for the Easter holidays. I couldn't help recall that only the other day, in a more melancholy mood, she had told me, ''I'm not happy here anymore - it's too poor, too heavy, too repetitive. If you have money, you can live easily, but that's not sufficient for me. I have to come and go.'' But for the moment, with a strawberry daiquiri in her hand and her head bobbing to the music, she seemed very much at home.</w:t>
         <w:br/>
-        <w:t xml:space="preserve">  The Super Bowl performance  follows the release of ''Working on a Dream''  on Tuesday, less than 14 months after ''Magic'' in 2007. Mr. Springsteen hasn't made studio albums so quickly since  he released both of his first two albums during  1973.</w:t>
+        <w:t>ESSENTIALS: BEIRUT Hotels For some Middle East luxe, check into Le Gray, a high-security, beigey-modern oasis (legray.com; doubles from $430). For proximity to the Mar Mikhael scene, the Port View Hotel (portviewhotel.com; doubles from $99) is basic but pleasant.</w:t>
         <w:br/>
-        <w:t xml:space="preserve">  Even more than ''Magic,'' the new album represents a sea change in Mr. Springsteen's music. After the elaborate, tortured production of ''Born to Run,'' back in 1975, Mr. Springsteen went through  a ''reactive'' phase that lasted more than two decades, building his songs on the basics of country, blues and folk music, with utilitarian melodies and straightforward, near-live production. He and the producer Brendan O'Brien, who first produced Mr. Springsteen with ''The Rising'' in 2002, brought some pop embellishments to ''Magic.'' And ''Working on a Dream'' follows through.    </w:t>
+        <w:t>Restaurants, Clubs and Bars Al Falamanki Bustling cafe offering a quintessential Beirut experience. Damascus Road; 011-961-1-323-456; alfalamanki.com. Behind the Green Door Mar Mikhael night spot with top local D.J.'s. Nahr Street; 011-961-1-565-656. Centrale Bernard Khoury-designed hot spot. Mar Maroun Street; 011-961-1-575-858; centralerestaurant.com. Dragonfly Tiny bar with great music and martinis. Gouraud Street; 011-961-1-561-112. Habana Sceney Mexican spot outside the city in Jounieh. 011-961-9-638-166. Music Hall Old cinema turned stage for music acts. Starco Center, Omar Daouk Street; 011-961-1-361-236. Souk el-Tayeb Saturday morning market for food from all over Lebanon. Beirut Souks, Trablos Sreet; 011-961-1-442-664; soukeltayeb.com. Tawlet Rotating regional lunch buffet in a stylish former garage. Naher Street 12; 011-961-1-448-129; tawlet.com.</w:t>
         <w:br/>
-        <w:t xml:space="preserve">  Encouraged by Mr. O'Brien,   Mr. Springsteen wrote five new songs during the week before he did the final mixes of ''Magic,'' he said. ''I realized, I do love those big sweeping melodies and the romanticism, and I haven't allowed myself much of it in the past,'' Mr. Springsteen said. ''When you have a little vein you haven't touched, it's full.''</w:t>
+        <w:t>Shops Studio Karim Bekdache Airy space selling midcentury furniture. Madrid Street; 011-961-1-566-323; karimbekdache.com. Maison Rabih Kayrouz Port district boutique selling the couturier's ready-to-wear line. Darwish Haddad Street; 011-961-1-444-221; maisonrabihkayrouz.com.</w:t>
         <w:br/>
-        <w:t xml:space="preserve">   ''Working on a Dream'' often plays like a 1960s anthology: Creedence Clearwater Revival in the title song, the Beach Boys in  ''This Life,'' the Byrds in ''Life Itself,'' Ben E. King in ''Queen of the Supermarket,''  psychedelic blues-rock in ''Good Eye'' and spaghetti-western soundtracks in the eight-minute  ''Outlaw Pete.'' As lush as the  music gets, few of the lyrics are fluff; Mr. Springsteen is pondering love and death. The celebratory affection of ''My Lucky Day'' gives way to songs that recognize the inexorable passage of time. In ''Kingdom of Days,'' he sings:</w:t>
+        <w:t>Sights and Services Beirut Art Center Former industrial space showing contemporary Lebanese artists. Jisr El Wati, Street 97, Building 13; 011-961-1-397-018; beirutartcenter.org. City Car English-speaking drivers to take you around town and on day trips from Beirut. About $100 a day. 011-961-1-788-788; citycartravel.com.lb.</w:t>
         <w:br/>
-        <w:t xml:space="preserve">  With you I don't hear the minutes ticking by</w:t>
-        <w:br/>
-        <w:t xml:space="preserve">  I don't feel the hours as they fly</w:t>
-        <w:br/>
-        <w:t xml:space="preserve">  I don't feel the summer as it wanes</w:t>
-        <w:br/>
-        <w:t xml:space="preserve">  Just a subtle change of light upon your face.</w:t>
-        <w:br/>
-        <w:t xml:space="preserve">  ''Pop always brings with it the intimations of forever and immortality,'' he said. ''There was something so in tune with the universe in their math, and in the way that math was imbued with someone's hopes, dreams, love, despair, immortal feelings, feelings of death coming around the corner, and then you try to put it all in three minutes. It was very exciting for me, being in this place of my life, to go back to those forms which are filled with that sense of forever and put finiteness in it.''</w:t>
-        <w:br/>
-        <w:t xml:space="preserve">  At 59 Mr. Springsteen is indefatigable. His next American tour starts in April, followed by a summer of European  dates. He still regularly plays vigorous three-hour sets. ''Onstage I can't noticeably say I feel any different than I did in 1985,'' he said. </w:t>
-        <w:br/>
-        <w:t xml:space="preserve">  The album ends with ''The Wrestler,'' the somber title track for the Mickey Rourke movie. It won a Golden Globe award for best song but, surprisingly, was not nominated for an Academy Award.  The album also includes ''The Last Carnival,'' an elegy to the founding E Street Band keyboardist, Danny Federici, that Mr. Springsteen wrote for his funeral; Jason Federici plays his father's accordion. ''We'll be riding the train without you tonight/The train that keeps on moving,'' Mr. Springsteen sings.</w:t>
-        <w:br/>
-        <w:t xml:space="preserve">  Yet most of the album strives for the elation of pop. ''I wanted hooks, hooks, hooks -- things for people to sing, and sound that was going to lift you up,'' he  said. ''I wanted to capture the intensity and the immediacy of passionate love, and then its resonance in and beyond your life. And I wanted it to sound, like, classic: verse, huge chorus, sky-opening-up strings.''</w:t>
-        <w:br/>
-        <w:t xml:space="preserve">  Steve Van Zandt, an E Street Band guitarist, said he was thrilled Mr. Springsteen's newer songs evoke 1960s pop.  ''In the past he just ignored that part of his talent, and he's the most talented pop songwriter,'' he said. ''In a different era he would have been in the Brill Building.''</w:t>
-        <w:br/>
-        <w:t xml:space="preserve">  With a new album on the way Mr. Springsteen finally accepted the  Super Bowl  offer. ''It was sort of, well, if we don't do it now, what are we waiting for?'' he  said. ''I want to do it while I'm alive.''</w:t>
-        <w:br/>
-        <w:t xml:space="preserve">  There were other pragmatic considerations. ''At my age it is tough to get word of your music out,'' Mr. Springsteen said. He has the strange choice, he says, of performing at gigantic events like the Super Bowl or none. ''If we weren't doing these big things, there's no middle things,'' he said. Not that he's doing too badly; even in a tottering recording business, ''Magic''  has sold a million copies, while his 2008 world tour grossed $204 million.</w:t>
-        <w:br/>
-        <w:t xml:space="preserve">  He made another promotional deal he now bluntly calls a mistake. On Jan. 13 a $10 collection of Bruce Springsteen and the E Street Band's ''Greatest Hits'' -- 11 songs from a 1995 hits anthology, as well as  ''Radio Nowhere'' from ''Magic'' -- went on sale exclusively at Wal-Mart.  Since Wal-Mart has been accused of anti-union practices by Human Rights Watch, among others, and has paid large fines for violating labor laws, the announcement prompted online criticisms  like the one from asroma on the fan site backstreets.com: ''Bruce is doing biz with Wal-Mart? Kind of goes against everything he stands for.''</w:t>
-        <w:br/>
-        <w:t xml:space="preserve">  In an interview with Billboard, Mr. Springsteen's manager, Jon Landau, defended the  release, saying  Mr. Springsteen's albums were already in Wal-Mart, which  accounts for 15 percent of his sales. He  also said: ''We're not doing any advertising for Wal-Mart. We haven't endorsed Wal-Mart or anybody else. We're letting Sony do its job.''</w:t>
-        <w:br/>
-        <w:t xml:space="preserve">  But Mr. Springsteen said the decision was made too hastily. ''We were in the middle of doing a lot of things, it kind of came down and, really, we didn't vet it the way we usually do,'' he said.  ''We just dropped the ball on it.''  Instead of offering the exclusive collection to Wal-Mart, ''given its labor history, it was something that if we'd thought about it a little longer, we'd have done something different.'' He added, ''It was a mistake. Our batting average is usually very good, but we missed that one. Fans will call you on that stuff, as it should be.''</w:t>
-        <w:br/>
-        <w:t xml:space="preserve">  After more than three decades of shaping American archetypes, Mr. Springsteen sees his career as its  own community in the making, shared and constructed  with his listeners. ''It's not just my creation at this point, and it hasn't been really for a long time,'' he said. ''I wanted it to be our creation. Once you set that in motion, it's a large community of people gathered around a core set of values.</w:t>
-        <w:br/>
-        <w:t xml:space="preserve">  ''Within that there's a wide range of beliefs, but still you do gather in one tent at a particular moment to have some common experience, and that's why I go there too.''</w:t>
-        <w:br/>
-        <w:t xml:space="preserve">  At rehearsal he strutted across the stage: testing banter, brandishing his guitar, belting lyrics and jiving with Mr. Van Zandt. As the band finished a run-through, someone holding a timer called out the length of the set. ''We've got one-sixteenth of a second left,'' Mr. Springsteen exulted. ''And we plan to use it.''</w:t>
+        <w:t>This is a more complete version of the story than the one that appeared in print.</w:t>
         <w:br/>
         <w:br/>
         <w:t>http://www.nytimes.com</w:t>
@@ -128,13 +96,13 @@
         <w:br/>
         <w:t xml:space="preserve"> </w:t>
         <w:br/>
-        <w:t>PHOTOS: (PHOTOGRAPH BY TONY CENICOLA/THE NEW YORK TIMES) (pg.AR1)</w:t>
+        <w:t>PHOTOS: On the town: Left: Beirut sprawls along the Mediterranean. Above: revelers at the restaurant Habana.</w:t>
         <w:br/>
-        <w:t>Bruce Springsteen performed with a gospel choir, left, and Pete Seeger, far left, during the ''We Are One'' concert, the opening event for President Obama's inauguration. Below, Mr. Springsteen with Steve Van Zandt of the E Street Band. (PHOTOGRAPHS BY MARK RALSTON/AGENCE FRANCE-PRESSE - GETTY IMAGES</w:t>
+        <w:t>Night moves: From left: bartenders at the nightclub Behind the Green Door</w:t>
         <w:br/>
-        <w:t>MANDEL NGAN/AGENCE FRANCE-PRESS -- GETTY IMAGES</w:t>
+        <w:t>the singer and D.J. Mayaline Hage</w:t>
         <w:br/>
-        <w:t xml:space="preserve"> BERTIL ERICSON/AGENCE FRANCE-PRESS - GETTY IMAGES) (pg.AR26)</w:t>
+        <w:t xml:space="preserve"> Dragonfly, a popular Art Deco-inspired bar in Gemmayzeh. (PHOTOGRAPHS BY AMBROISE TEZENAS)</w:t>
       </w:r>
     </w:p>
     <w:sectPr>

--- a/example_articles/countries/Lebanon/1.countries_Lebanon_New_York_Times.docx
+++ b/example_articles/countries/Lebanon/1.countries_Lebanon_New_York_Times.docx
@@ -7,7 +7,7 @@
         <w:pStyle w:val="Heading1"/>
       </w:pPr>
       <w:r>
-        <w:t>Dancing On The Edge</w:t>
+        <w:t>In Beirut, Raw Materials Meet Magic</w:t>
       </w:r>
     </w:p>
     <w:p>
@@ -17,17 +17,17 @@
     </w:p>
     <w:p>
       <w:r>
-        <w:t>Date: 2011-09-25</w:t>
+        <w:t>Date: 2009-12-27</w:t>
       </w:r>
     </w:p>
     <w:p>
       <w:r>
-        <w:t>Section: Section M2; Column 0; T: Travel Magazine; Pg. 106</w:t>
+        <w:t>Section: Section TR; Column 0; Travel Desk; Pg. 9; CHOICE TABLES</w:t>
       </w:r>
     </w:p>
     <w:p>
       <w:r>
-        <w:t>Source file: NYT/46.DOCX</w:t>
+        <w:t>Source file: NYT/45.DOCX</w:t>
       </w:r>
     </w:p>
     <w:p>
@@ -49,43 +49,91 @@
     </w:p>
     <w:p>
       <w:r>
-        <w:t>On a balmy night this April, when young people in Egypt, Syria, Yemen and Bahrain swarmed the streets to protest repressive regimes, Beirut's 20-somethings were partying on the rooftop of a new American-style restaurant. It was opening night for this latest branch of the country's popular Crepaway restaurants, and because it sits right on the city's former Green Line - the no man's land that separated the Christian East from the Muslim West during Lebanon's 15-year civil war, which ended in 1990 - there were slickly designed posters depicting army tanks with the words the art of peace on every wall.</w:t>
+        <w:t xml:space="preserve">ON a balmy Middle Eastern night, our feast was rolling along fabulously on the outdoor roof terrace of Abd el Wahab, a vaulted and marbled Beirut gastropalace, when a flock of birds made a sudden appearance. </w:t>
         <w:br/>
-        <w:t>Everyone ate sliders, drank vodka cocktails from an open bar and shifted fluidly between English, French and Arabic. The crowd looked more Marais than Middle East: boys wore mustaches and skinny jeans, the girls floaty minidresses and gladiator heels. If people weren't dancing to the pounding nu-disco, they were screaming over one another while they texted and tweeted.</w:t>
+        <w:t xml:space="preserve">  They came not from the sky but on a large plate, served by a suited, poker-faced waiter. Their blackened headless carcasses, each barely palm-sized,  were soaked in a dark sauce that gave off a tangy aroma. Through wisps of sweet chicha smoke exhaled by boisterous groups at nearby tables, my Lebanese companions explained that the birds are traditionally eaten whole. I was dubious. </w:t>
         <w:br/>
-        <w:t>''This is the No. 1 party city in the world,'' crowed Allan Chaaraoui, a burly, bearded Lebanese-Canadian who'd grown up in Ottawa during the civil war but had since moved back to be in a band called Lazzy Lung and to promote parties. ''All my friends in Canada want to go someplace with palm trees and great weather. Well, here it is!'' Nearby, Hala Abdelmalak, who grew up in four different countries and graduated last year from New York's School of Visual Arts, ran her hands through her glossy shag haircut. She'd come back to Beirut to open a design consultancy. ''This place is a lot of contradictions, which is what makes it sexy and touching,'' she said. ''It's full of traffic and corruption, but you fall in love with the old streets and social networks and can't get it out of your system. We've been under pressure for so long, but we'll always find a new beach spot to have a party.''</w:t>
+        <w:t xml:space="preserve">  Hesitantly, I popped one in my mouth. Tiny bones cracked like toothpicks. In a quick burst, succulent meat mingled with the sweet-sour basting sauce. It was sublime. A miniature Hitchcockian menace had been transformed into an unexpected gastronomic gem.</w:t>
         <w:br/>
-        <w:t>That night, the soundtrack, heavy on dance tracks from foreign acts like the Gossip, Metronomy and Miss Kittin, came courtesy of Abdelmalak's D.J. friend Mayaline Hage, who also fronts the band Lumi, which looks and sounds a bit like the Yeah Yeah Yeahs. Hage, who has cupid-bow lips, large eyes and a husky voice, was wearing a short denim jacket with poufy shoulders, an electric-blue minidress and 1950s-style blue heels. When the party finally broke up around 1:30 a.m., she changed into Converse low-tops, hopped into her S.U.V. with Abdelmalak, a few other friends and me, and we headed to an after-party at someone's parents' sprawling 1970s apartment in the mountains just outside Beirut. The techno music thumped, cigarette smoke choked the air, the vodka and Almaza beer flowed freely, and the tarot cards came out. Across the balcony, the sun crept over the mountains, but nobody noticed. A young woman who works at a chic home store in the city's posh Christian neighborhood, Ashrafieh, got reflective. ''This whole country needs therapy,'' she said, repeating a common sentiment in Beirut. ''My mother's been on Valium and Xanax since before the war ended.''</w:t>
+        <w:t xml:space="preserve">  ''What kind of birds are they?'' I asked the waiter. </w:t>
         <w:br/>
-        <w:t>Welcome to Beirut in the Arab Spring of 2011. The rueful joke around town is that while Lebanon usually gets the rap for being chaotic, it is stable compared with the conflict unfolding around the region, especially in neighboring Syria, where the Assad regime began shooting protesters in March. Lebanon's government isn't a lethal dictatorship but merely a morass of multisectarian dysfunction. In January, Hezbollah, the militant political party that defies Israel and holds sway over much of Lebanon's Shiite Muslim population (with a lot of help from Syria and Iran), finally got the upper hand in parliament that it had long sought. The government shut down until June, when the new prime minister formed his cabinet.</w:t>
+        <w:t xml:space="preserve">  ''Small birds,'' he said.</w:t>
         <w:br/>
-        <w:t>To Beirut's art-and-party crowd - which consists mostly of French-educated Maronite Catholics but includes doses of Christian Orthodox, Sunni Muslims and Druse - the question of whether the new government will regain some kind of productivity doesn't appear to matter. They go on being entrepreneurial by day, carousing by night, ducking the bombs when they come and generally avoiding the larger question of what will happen to their country. ''Look at us!'' said Michael Karam, a Lebanese wine writer who was raised in Britain. ''We haven't had a government in three months, and we're thriving!'' Karam is starting a local-wine project at Tawlet, the favorite lunch spot of the Mar Mikhael smart set. ''It's almost as if the state here has become irrelevant.''</w:t>
+        <w:t xml:space="preserve">  Such moments are blissfully common in Lebanon, where even the most bland produce or unlikely meats undergo culinary hocus-pocus and emerge, Cinderella-like, as belles of the ball. Parsley, elsewhere found more often as a throw-away garnish, becomes the basis of that zesty, lemony, tomato-filled, bulgur-sewn refresher known as tabbouleh. Instead of appearing as a flavorless blob, as it often does, eggplant is combined with sesame paste and lemon juice to create tangy moutabal, a dip similar to the better-known baba ghanouj. </w:t>
         <w:br/>
-        <w:t>Beirut's utopian energy is epitomized by Kamal Mouzawak, the courtly co-owner of Tawlet (''table'' in Arabic) who is the former host of a popular TV food show and founder of Souk el-Tayeb, the city's first farmer's market. Mouzawak opened his restaurant in late 2009 in a onetime car garage in Mar Mikhael, a charming old Christian neighborhood that's become trendy recently. Every morning, a cook from a different village in Lebanon uses Tawlet's open kitchen to prepare the day's lunch and by noon the place is packed with the Beirut beau monde plus an assortment of visiting foreigners, some of them personally invited by Mouzawak.</w:t>
+        <w:t xml:space="preserve">  And with a rich agricultural bounty packed into the farms, orchards, vineyards and waters of their tiny Mediterranean nation, Lebanese chefs have an impressively vast array of raw materials to valorize. </w:t>
         <w:br/>
-        <w:t>The way Mouzawak sees it, if he can't unite his country around civic common cause, he can do it around food. ''Every day I work from that table and see people flocking in here,'' he said one afternoon while greeting a parade of platinum blondes with the customary Lebanese three kisses. ''And I think to myself, This is the way to do it. It's about building a national identity, the same way Italians took pasta around the world.''</w:t>
+        <w:t xml:space="preserve">  The upshot is the Middle East's most ingenious, flavorful cuisine, and by all indicators its popularity is increasingly spreading beyond Lebanon's narrow borders. Around the world, in cities from Paris to Dubai to Melbourne, the best Middle Eastern restaurants are turning out food from the Land of the Cedars. Flip on a television in the Arabic-speaking world, and you might well find a cooking demonstration by Ramzi Choueiri -- better known as Chef Ramzi -- a Beiruti who has become perhaps the top culinary celebrity in the Middle East. </w:t>
         <w:br/>
-        <w:t>Like many Beirutis, Mouzawak wishes for a secular government that is free of quotas from the country's religious sects. (Many here believe that the quota system is the root of the government's sluggishness and corruption.) But he has no patience for trying to change it. ''If you want something done, shut up and do it yourself,'' he said. ''You want the government to do this or that for you? Well, who are they?''</w:t>
+        <w:t xml:space="preserve">  With the Lebanese political landscape remarkably calm in 2009, the moment seemed ripe to explore the dynamic, cosmopolitan and multireligious city that was long ago dubbed the Paris of the Middle East. So, like the oenophile to Bordeaux or the pizza nut to Naples, I decided in late September to make a pilgrimage to the source, in search of authenticity and discovery.</w:t>
         <w:br/>
-        <w:t>If ever a people had the right to be disgusted with politics as usual, it's the Lebanese. Throughout the '90s and the mid-2000s, Beirut was on track to becoming the cosmopolitan playground it had been before the civil war began in 1975. The city's decimated downtown was swiftly rebuilt, almost single-handedly, by Solidere, the company partly owned by the prime minister, Rafik Hariri, a tycoon considered the messiah of postwar Lebanon, especially by his fellow Sunnis. According to figures from the country's tourism ministry, annual arrivals, which plunged from 1.4 million in 1974 to less than 200,000 in 1992, climbed steadily each year until they were back at pre-civil-war rates in 2004. But then everything started falling apart again in 2005, when Hariri was assassinated in a motorcade bombing for which four members of Hezbollah were recently indicted. The following year, Israel, trying to root out Hezbollah, bombed Shiite strongholds in Beirut's southern working-class suburbs, along with the airport and bridges, crippling the country in the middle of its most vibrant summer tourist season in years.</w:t>
+        <w:t xml:space="preserve">  Any Beirut dining experience should, and usually does, begin with a feast of mezze, the catch-all term for an array of appetizers that range from grilled chicken livers to exotic bread dips. Just don't make the common foreigner's mistake of comparing them to Spanish tapas. </w:t>
         <w:br/>
-        <w:t>With typical resilience, Beirut's creative class got its businesses, and its parties, back up and running less than a year after the Israeli conflict, but they lost what little sense they had of the long view. Many see the boom in high-rise real estate development taking hold in quaint old neighborhoods like Gemmayzeh as evidence of a get-rich-before-the-next-bomb-drops attitude that bodes ill for the city's long-term health. The electricity goes out regularly, water shortages are common, and Internet service is among the world's slowest. ''If things continue like this, Beirut will lose its charm completely and I'll sell my businesses and leave,'' said Michel Saidah, a co-owner of the Gemmayzeh bar Dragonfly and Habana restaurant in Jounieh. Sandra Dagher, the co-founder of the Beirut Art Center, which has attracted global attention since it opened in 2009, echoed him. ''It's been very hard to project yourself into the future,'' she said. ''But once you accept that, it's fine.'' Dagher registers a commonly held philosophy among her peers: that if you can shut out the troubles around you and do one thing well - especially something like art or food that brings diverse factions under one roof - you are investing in your nation. ''We are changing our country with this art center,'' she told me. ''This is a political gesture.''</w:t>
+        <w:t xml:space="preserve">  ''Mezze is not tapas, because tapas is something you nibble with a drink,'' said Kamal Mouzawak, a food journalist and the founder of Souk El-Tayeb, the city's popular farmers' market. </w:t>
         <w:br/>
-        <w:t>Beirut continues to pulse with creative and entrepreneurial energy, its citizens designing their own small versions of the nation they want to live in. They organize an endless array of parties, performances and gatherings, from the Saturday open-air food market at Souk el-Tayeb, to Music Hall, a converted cinema that regularly hosts big names from a wide range of countries and cultures. The pioneers of Gemmayzeh keep branching out with their boites and boutiques toward the adjacent neighborhoods of Mar Mikhael and the Port. And in the city's central district, high-end shopping and hotels continue to lure the wealthy up from the Gulf for weekends of Western-style indulgence.</w:t>
+        <w:t xml:space="preserve">  He explained that in Lebanese culture, a meal is an intimate experience. ''Mezze is food. The concept is sharing,'' he said. ''You have to be at least five or six people, and you must order at least 15 or 20 plates that you eat together.'' </w:t>
         <w:br/>
-        <w:t>''I've lived in Paris. It's cold, it's gray, it's all about rules,'' Mayaline Hage told me one warm night about a week after her Crepaway gig. She'd slipped into a diaphanous black dress and joined me and a group of Beirutis and Americans for dinner in the garden at Centrale, the French restaurant with the rooftop bar designed by one of the country's leading architects, Bernard Khoury. ''Here, it's all about family, hysteria and theatrics. It's chaotic, but. . . .'' She sighed, trying to express herself. ''Paris is winter and Beirut is summer.''</w:t>
+        <w:t xml:space="preserve">  Abd el Wahab</w:t>
         <w:br/>
-        <w:t>Later, in Gemmayzeh, she glided with familiarity past the doorman at the popular nightclub Behind the Green Door. The D.J. that night was her friend Ziyad Makhoul, a political writer for the city's French-language paper L'Orient Le Jour. Quickly, the red banquettes began filling up with the usual array of socially excitable Beirut girls in short dresses and tall heels, their brooding, bed-headed boyfriends in tow. Hage snuggled up to an old friend who works at Google in London, home for the Easter holidays. I couldn't help recall that only the other day, in a more melancholy mood, she had told me, ''I'm not happy here anymore - it's too poor, too heavy, too repetitive. If you have money, you can live easily, but that's not sufficient for me. I have to come and go.'' But for the moment, with a strawberry daiquiri in her hand and her head bobbing to the music, she seemed very much at home.</w:t>
+        <w:t xml:space="preserve">  Thus instructed, I booked a table at Abd el Wahab, one of the city's top destinations for mezze, and recruited some Lebanese dining pals: Rabih, a fashion designer; Ranya, an artist; and Mona, a television producer. </w:t>
         <w:br/>
-        <w:t>ESSENTIALS: BEIRUT Hotels For some Middle East luxe, check into Le Gray, a high-security, beigey-modern oasis (legray.com; doubles from $430). For proximity to the Mar Mikhael scene, the Port View Hotel (portviewhotel.com; doubles from $99) is basic but pleasant.</w:t>
+        <w:t xml:space="preserve">  Once we were installed on the terrace, Rabih rattled off a long order. First up: hummus. Call it sacrilege, but I have never been excited by this humdrum dip. But the others insisted, in a flurry of English and French (both of which are widely spoken in Beirut, though Lebanon's official language is Arabic). </w:t>
         <w:br/>
-        <w:t>Restaurants, Clubs and Bars Al Falamanki Bustling cafe offering a quintessential Beirut experience. Damascus Road; 011-961-1-323-456; alfalamanki.com. Behind the Green Door Mar Mikhael night spot with top local D.J.'s. Nahr Street; 011-961-1-565-656. Centrale Bernard Khoury-designed hot spot. Mar Maroun Street; 011-961-1-575-858; centralerestaurant.com. Dragonfly Tiny bar with great music and martinis. Gouraud Street; 011-961-1-561-112. Habana Sceney Mexican spot outside the city in Jounieh. 011-961-9-638-166. Music Hall Old cinema turned stage for music acts. Starco Center, Omar Daouk Street; 011-961-1-361-236. Souk el-Tayeb Saturday morning market for food from all over Lebanon. Beirut Souks, Trablos Sreet; 011-961-1-442-664; soukeltayeb.com. Tawlet Rotating regional lunch buffet in a stylish former garage. Naher Street 12; 011-961-1-448-129; tawlet.com.</w:t>
+        <w:t xml:space="preserve">  ''Hummus is the best barometer of a Lebanese restaurant's quality,'' Ranya explained. </w:t>
         <w:br/>
-        <w:t>Shops Studio Karim Bekdache Airy space selling midcentury furniture. Madrid Street; 011-961-1-566-323; karimbekdache.com. Maison Rabih Kayrouz Port district boutique selling the couturier's ready-to-wear line. Darwish Haddad Street; 011-961-1-444-221; maisonrabihkayrouz.com.</w:t>
+        <w:t xml:space="preserve">  Following her lead, I took a corner of warm bread, rolled it into a cone (a nifty trick for scooping up dips) and tasted. It was excellent: lush, mouth-filling, creamy and flavorful -- like an earthy milkshake. </w:t>
         <w:br/>
-        <w:t>Sights and Services Beirut Art Center Former industrial space showing contemporary Lebanese artists. Jisr El Wati, Street 97, Building 13; 011-961-1-397-018; beirutartcenter.org. City Car English-speaking drivers to take you around town and on day trips from Beirut. About $100 a day. 011-961-1-788-788; citycartravel.com.lb.</w:t>
+        <w:t xml:space="preserve">  More plates arrived. The zesty tabbouleh, everyone showed me, should be eaten not with a fork, but wrapped in a lettuce leaf. In the moutabal, the sweetness of sesame-laden tahini and the gentle sourness of lemon juice played off each other amid a gorgeously gloppy eggplant puree. </w:t>
         <w:br/>
-        <w:t>This is a more complete version of the story than the one that appeared in print.</w:t>
+        <w:t xml:space="preserve">  Also in the onslaught were a fine raw kibbeh (a velvety veal tartare), some so-so mekanek (grilled sausages) and, of course, the swarm of delicious, unidentified birds. </w:t>
+        <w:br/>
+        <w:t xml:space="preserve">  To cut the food's heaviness, we consumed milky glasses of arrak mixed with water. Arrak, the national hooch of choice, is made from grape liquor and flavored with anise seed, and serves as an astringent palate cleanser. The meal's coda was bowls of molasses and sesame paste, which we swirled together and ate on sweet dessert bread. </w:t>
+        <w:br/>
+        <w:t xml:space="preserve">  ''This is a very  peasant dish, because it's cheap,'' Rabih said. But as the smell of our neighbors' sweet tobacco mingled with the warm air and candylike bread, I felt far more like a sated sultan. </w:t>
+        <w:br/>
+        <w:t xml:space="preserve">  Varouj</w:t>
+        <w:br/>
+        <w:t xml:space="preserve">  Abd el Wahab had provided me with a classic Lebanese dining experience. But throughout my stay, I kept hearing that one of the city's most original dining experiences was an Armenian restaurant, Varouj. As it is hidden in the maze of streets in Bourj Hammoud, a somewhat dingy Armenian neighborhood in predominantly Christian East Beirut, I needed a guide to find it. Fortunately, I was able to recruit Carla, a Lebanese native with an Armenian father -- and training as a tour guide. She guided us through the darkened, abandoned streets to the restaurant's welcoming pink neon light.</w:t>
+        <w:br/>
+        <w:t xml:space="preserve">  Inside the minuscule dining room, the pleasantly rustic decor was at odds with the charmless neighborhood. After pouring our arrak, the owner briskly rattled off in Arabic the dishes available that night. There was no printed menu, and no English spoken. </w:t>
+        <w:br/>
+        <w:t xml:space="preserve">  We started with spicy fried sojuk sausage and some basterma, a cold cut typically made from soaking veal or beef for weeks in chaimen -- a mix of garlic, paprika, cumin, salt and other spices -- then air-drying it. The result is a spicy beet-red meat, sliced razor thin. </w:t>
+        <w:br/>
+        <w:t xml:space="preserve">  Despite its tartare-like appearance, the muhammara turned out to be a mix of chopped nuts, bread crumbs, garlic and red pepper, seasoned with olive oil, lemon juice, pomegranate juice and spices. It burst on the tongue, unleashing hot, sweet, crunchy, chewy, soft and tangy accents. A winner. </w:t>
+        <w:br/>
+        <w:t xml:space="preserve">  Our manteh -- crunchy pasta tubes filled with lamb -- came in a yogurt-garlic sauce so acidic that it could unclog a drain. But all was redeemed when more birds alighted at our table. These tiny, featherless creatures were every bit as crunchy and juicy as at Abd el Wahab, and the sweet-sour sauce even tastier. </w:t>
+        <w:br/>
+        <w:t xml:space="preserve">  Walimat Wardeh </w:t>
+        <w:br/>
+        <w:t xml:space="preserve">  Having sampled high-end mezze and Armenian specialties, I was eager to explore workaday Beirut and its cheap eats. The path first led to Hamra, a pleasant, religiously mixed district centered near the verdant campus of the American University of Beirut. By day, academic types, artists, bohemians, cross-wearing Christian shopkeepers and fully veiled Muslim women all commingled in the buzzing taxi-filled streets. </w:t>
+        <w:br/>
+        <w:t xml:space="preserve">  After sunset, in a hipster hangout called Walimat Wardeh, I devoured some serviceable roast peppers stuffed with meat and rice while Lebanese cool kids danced to a rollicking Arabian band. </w:t>
+        <w:br/>
+        <w:t xml:space="preserve">  Istambouli</w:t>
+        <w:br/>
+        <w:t xml:space="preserve">  Better was Istambouli, a windowless basement restaurant whose menu seemed designed for enthusiastic carnivores like me: kefta meatballs in bread, lamb cutlets, grilled chicken wings, kidneys, sweetbreads. The suited waiters looked bored to the point of suffocation, but I was in paradise as I bit into a deeply flavorful and moist chicken kebab (given excellent zip from a white garlic sauce), accompanied by super-smooth hummus topped by pine nuts and tiny pellets of grilled meat. Only the raw kibbeh, overly chilled and gritty, was subpar. </w:t>
+        <w:br/>
+        <w:t xml:space="preserve">  Le Chef</w:t>
+        <w:br/>
+        <w:t xml:space="preserve">  But I was most curious about Le Chef, an old-school home-style joint niched like a fossil among the trendy new bars and sleek restaurants of the fast-rising Gemmayzeh neighborhood. Scattered around the greasy-spoon throwback, a mix of European expat hipsters and working-class Lebanese men nibbled on grilled fish, kefta and other dishes brought by waiters in white soda-jerk hats. </w:t>
+        <w:br/>
+        <w:t xml:space="preserve">  My appetizer, a one-dollar bowl of dirty dishwater passed off as vegetable soup, was pitiful. But as I tried to figure out the Arabic phrase for ''dine and dash,'' the main dish arrived: a tender and robustly flavorful lamb, served over white rice laced with nuts and raisins. While not a culinary innovation, the dish was a blend of sweet and savory, and an interplay of contrasting textures. </w:t>
+        <w:br/>
+        <w:t xml:space="preserve">  Even better was dessert. Rice pudding, often a lackluster bowl of white slop, here was firm, substantial and infused with accents of rose water and orange-flower water. The combination lent an exotic Middle Eastern blossomy flavor and smell that could have perfumed a pasha's wife. Another culinary Cinderella story in Beirut.   </w:t>
+        <w:br/>
+        <w:t xml:space="preserve">  IF YOU GO</w:t>
+        <w:br/>
+        <w:t xml:space="preserve">  Prices reflect a three-course meal for two people, without drinks, except where otherwise noted.</w:t>
+        <w:br/>
+        <w:t xml:space="preserve">  Abd el Wahab, Rue Abdel Wahab el Ingeezee; (961-1) 200-550. A four-person mezze feast runs from 120,000 to 180,000 Lebanese pounds, or $83 to $125  at 1,444  Lebanese pounds to the dollar. </w:t>
+        <w:br/>
+        <w:t xml:space="preserve">  Varouj, near the Cinema Royal in Bourj Hammoud;  961-3-882-933. About 85,000 Lebanese pounds. </w:t>
+        <w:br/>
+        <w:t xml:space="preserve">  Walimat Wardeh, Rue Makdissi, Hamra; (961-1) 343-128. The  plat du jour runs from 10,000 to 14,000 Lebanese pounds. </w:t>
+        <w:br/>
+        <w:t xml:space="preserve">  Istambouli, Rue Commodore, Hamra; (961-1) 352-049. Around 70,000 Lebanese pounds. </w:t>
+        <w:br/>
+        <w:t xml:space="preserve">  Le Chef, Rue Gouraud, Gemmayzeh; (961-1) 445-373. Around 25,000 Lebanese pounds. </w:t>
         <w:br/>
         <w:br/>
         <w:t>http://www.nytimes.com</w:t>
@@ -96,13 +144,7 @@
         <w:br/>
         <w:t xml:space="preserve"> </w:t>
         <w:br/>
-        <w:t>PHOTOS: On the town: Left: Beirut sprawls along the Mediterranean. Above: revelers at the restaurant Habana.</w:t>
-        <w:br/>
-        <w:t>Night moves: From left: bartenders at the nightclub Behind the Green Door</w:t>
-        <w:br/>
-        <w:t>the singer and D.J. Mayaline Hage</w:t>
-        <w:br/>
-        <w:t xml:space="preserve"> Dragonfly, a popular Art Deco-inspired bar in Gemmayzeh. (PHOTOGRAPHS BY AMBROISE TEZENAS)</w:t>
+        <w:t>PHOTOS: ABOVE Abd el Wahab is a top destination for mezze, shared appetizers. (PHOTOGRAPH BY TAMARA ABDUL HADI FOR THE NEW YORK TIMES) BELOW LEFT Old-school Le Chef, in trendy Gemmayzeh. BELOW RIGHT Istambouli features grilled meat. (PHOTOGRAPH BY TAMARA ABDUL HADI FOR THE NEW YORK TIMES)</w:t>
       </w:r>
     </w:p>
     <w:sectPr>
